--- a/nxt-school-launch/NXT_Photo_Video_Requests.docx
+++ b/nxt-school-launch/NXT_Photo_Video_Requests.docx
@@ -288,7 +288,7 @@
                 <w:sz w:val="13"/>
                 <w:szCs w:val="13"/>
               </w:rPr>
-              <w:t xml:space="preserve">W4 · AFTER 24 OCT</w:t>
+              <w:t xml:space="preserve">W4 · AFTER 26 OCT</w:t>
             </w:r>
           </w:p>
           <w:p>
@@ -3222,7 +3222,7 @@
                 <w:sz w:val="15"/>
                 <w:szCs w:val="15"/>
               </w:rPr>
-              <w:t xml:space="preserve">   W3 shoot → W4 Open Day, 24 Oct</w:t>
+              <w:t xml:space="preserve">   W3 shoot → W4 Open Day, 26 Oct</w:t>
             </w:r>
           </w:p>
         </w:tc>
@@ -3795,7 +3795,7 @@
                 <w:sz w:val="16"/>
                 <w:szCs w:val="16"/>
               </w:rPr>
-              <w:t xml:space="preserve">Open Day, 24 Oct</w:t>
+              <w:t xml:space="preserve">Open Day, 26 Oct</w:t>
             </w:r>
           </w:p>
           <w:p>
@@ -3820,7 +3820,7 @@
                 <w:sz w:val="13"/>
                 <w:szCs w:val="13"/>
               </w:rPr>
-              <w:t xml:space="preserve"> mini challenge in action, kids’ Show &amp; Tell, parents with the team, one wide room shot, 15–20 s parent quotes ("Šta vam se svidelo?").</w:t>
+              <w:t xml:space="preserve"> evening event (18–20 h, bring a light): mini challenge in action, kids’ Show &amp; Tell, parents with the team, one wide room shot, 15–20 s parent quotes ("Šta vam se svidelo?").</w:t>
             </w:r>
           </w:p>
           <w:p>
